--- a/study/booklets/HSC-BS-Exam-Focus-Human-Resources.docx
+++ b/study/booklets/HSC-BS-Exam-Focus-Human-Resources.docx
@@ -64,7 +64,7 @@
           <w:sz w:val="20"/>
           <w:szCs w:val="20"/>
         </w:rPr>
-        <w:t xml:space="preserve">27 short-answer questions across 5 syllabus points in four topics</w:t>
+        <w:t xml:space="preserve">27 short-answer questions across 5 syllabus points</w:t>
       </w:r>
     </w:p>
     <w:p>
